--- a/az/wisdom-stories/price-of-belonging.docx
+++ b/az/wisdom-stories/price-of-belonging.docx
@@ -120,7 +120,7 @@
           <w:bCs/>
           <w:lang/>
         </w:rPr>
-        <w:t>İbrət: Çoxluğun razılığı yanlış olanı doğru etmir. İnsan bəzən qəbul olunmaq üçün öz ağlından və inandığı həqiqətdən vaz keçir. Əsl sınaq hamıya bənzəmək deyil, təzyiq qarşısında müstəqil düşüncəni qorumaqdır.</w:t>
+        <w:t>İbrət: Çoxluğun razılığı yanlış olanı doğru etmir. İnsan bəzən qəbul olunmaq üçün öz ağlından və inandığı həqiqətdən vazkeçir. Əsl sınaq hamıya bənzəmək deyil, təzyiq qarşısında müstəqil düşüncəni qorumaqdır.</w:t>
       </w:r>
     </w:p>
     <w:p>
